--- a/templates/sanitized/bank-com-complete-per-drawings.marked.docx
+++ b/templates/sanitized/bank-com-complete-per-drawings.marked.docx
@@ -68,7 +68,7 @@
           <w:sz w:val="2"/>
           <w:szCs w:val="2"/>
         </w:rPr>
-        <w:t xml:space="preserve">QZ10ZQ</w:t>
+        <w:t xml:space="preserve">QZ9ZQ</w:t>
       </w:r>
       <w:r>
         <w:rPr>
@@ -254,7 +254,7 @@
           <w:rtl/>
           <w:lang w:bidi="ar-AE"/>
         </w:rPr>
-        <w:t xml:space="preserve"/>
+        <w:t xml:space="preserve">‏</w:t>
       </w:r>
       <w:r>
         <w:rPr>
@@ -266,7 +266,7 @@
           <w:sz w:val="2"/>
           <w:szCs w:val="2"/>
         </w:rPr>
-        <w:t xml:space="preserve">QZ9ZQ</w:t>
+        <w:t xml:space="preserve">QZ8ZQ</w:t>
       </w:r>
       <w:r>
         <w:rPr>
@@ -382,6 +382,7 @@
     </w:p>
     <w:tbl>
       <w:tblPr>
+        <w:bidiVisual w:val="0"/>
         <w:tblW w:w="8533" w:type="dxa"/>
         <w:jc w:val="center"/>
         <w:tblBorders>
@@ -966,7 +967,17 @@
           <w:szCs w:val="30"/>
           <w:rtl/>
         </w:rPr>
-        <w:t xml:space="preserve"/>
+        <w:t xml:space="preserve">‏</w:t>
+      </w:r>
+      <w:r>
+        <w:rPr>
+          <w:rFonts w:hint="cs"/>
+          <w:sz w:val="30"/>
+          <w:szCs w:val="30"/>
+          <w:rtl/>
+        </w:rPr>
+        <w:br/>
+        <w:t> </w:t>
       </w:r>
       <w:r>
         <w:rPr>
@@ -977,7 +988,7 @@
           <w:sz w:val="2"/>
           <w:szCs w:val="2"/>
         </w:rPr>
-        <w:t xml:space="preserve">QZ8ZQ</w:t>
+        <w:t xml:space="preserve">QZ7ZQ</w:t>
       </w:r>
       <w:r>
         <w:rPr>
@@ -1078,7 +1089,7 @@
           <w:rFonts w:ascii="Arial" w:hAnsi="Arial"/>
           <w:rtl/>
         </w:rPr>
-        <w:t xml:space="preserve">المقاول                  </w:t>
+        <w:t xml:space="preserve">‏المقاول                  </w:t>
       </w:r>
       <w:r>
         <w:rPr>
@@ -1134,25 +1145,7 @@
           <w:rFonts w:ascii="Arial" w:hAnsi="Arial"/>
           <w:rtl/>
         </w:rPr>
-        <w:t xml:space="preserve">              الاستشاري</w:t>
-      </w:r>
-      <w:r>
-        <w:rPr>
-          <w:rFonts w:ascii="Times New Roman" w:hAnsi="Times New Roman" w:cs="Times New Roman" w:eastAsia="Times New Roman"/>
-          <w:rtl/>
-          <w:color w:val="FFFFFF"/>
-          <w:spacing w:val="-20"/>
-          <w:sz w:val="2"/>
-          <w:szCs w:val="2"/>
-        </w:rPr>
-        <w:t xml:space="preserve">QZ7ZQ</w:t>
-      </w:r>
-      <w:r>
-        <w:rPr>
-          <w:rFonts w:ascii="Arial" w:hAnsi="Arial"/>
-          <w:rtl/>
-        </w:rPr>
-        <w:t xml:space="preserve"> </w:t>
+        <w:t xml:space="preserve">              الاستشاري </w:t>
       </w:r>
     </w:p>
     <w:p>
